--- a/docs/301_Елистратова_Лаб1.docx
+++ b/docs/301_Елистратова_Лаб1.docx
@@ -156,7 +156,7 @@
           <w:bCs/>
           <w:sz w:val="28"/>
           <w:szCs w:val="28"/>
-          <w:lang w:val="ru-RU"/>
+          <w:lang w:val="en-US"/>
         </w:rPr>
       </w:pPr>
       <w:r>
@@ -177,8 +177,9 @@
           <w:bCs/>
           <w:sz w:val="28"/>
           <w:szCs w:val="28"/>
-        </w:rPr>
-        <w:t>X</w:t>
+          <w:lang w:val="en-US"/>
+        </w:rPr>
+        <w:t>1</w:t>
       </w:r>
     </w:p>
     <w:p>
@@ -761,16 +762,7 @@
           <w:szCs w:val="28"/>
           <w:lang w:val="ru-RU"/>
         </w:rPr>
-        <w:t>Выполнены</w:t>
-      </w:r>
-      <w:r>
-        <w:rPr>
-          <w:rFonts w:ascii="Times New Roman" w:eastAsia="Times New Roman" w:hAnsi="Times New Roman" w:cs="Times New Roman"/>
-          <w:sz w:val="28"/>
-          <w:szCs w:val="28"/>
-          <w:lang w:val="ru-RU"/>
-        </w:rPr>
-        <w:t xml:space="preserve"> все дополнительные задания:</w:t>
+        <w:t>Выполнены все дополнительные задания:</w:t>
       </w:r>
     </w:p>
     <w:p>
@@ -978,16 +970,7 @@
           <w:szCs w:val="28"/>
           <w:lang w:val="ru-RU"/>
         </w:rPr>
-        <w:t>API</w:t>
-      </w:r>
-      <w:r>
-        <w:rPr>
-          <w:rFonts w:ascii="Times New Roman" w:eastAsia="Times New Roman" w:hAnsi="Times New Roman" w:cs="Times New Roman"/>
-          <w:sz w:val="28"/>
-          <w:szCs w:val="28"/>
-          <w:lang w:val="ru-RU"/>
-        </w:rPr>
-        <w:t xml:space="preserve">. Геометрия фигур строится процедурно: координаты вершин вычисляются с использованием синусов и косинусов (x = r </w:t>
+        <w:t xml:space="preserve">API. Геометрия фигур строится процедурно: координаты вершин вычисляются с использованием синусов и косинусов (x = r </w:t>
       </w:r>
       <w:r>
         <w:rPr>
@@ -1293,7 +1276,36 @@
           <w:szCs w:val="28"/>
           <w:lang w:val="ru-RU"/>
         </w:rPr>
-        <w:t xml:space="preserve">(t); вычисляет знаменатель классической формулы лемнискаты Бернулли (1 + sin^2(t)), который и формирует характерную форму петли («восьмерки»). По осям X и Z применяются формулы лемнискаты в параметрическом </w:t>
+        <w:t>(t); вычисляет знаменатель классической формулы лемнискаты Бернулли (1 + sin^2(t)), который и формирует характерную форму петли (</w:t>
+      </w:r>
+      <w:proofErr w:type="spellStart"/>
+      <w:r>
+        <w:rPr>
+          <w:rFonts w:ascii="Times New Roman" w:eastAsia="Times New Roman" w:hAnsi="Times New Roman" w:cs="Times New Roman"/>
+          <w:sz w:val="28"/>
+          <w:szCs w:val="28"/>
+          <w:lang w:val="ru-RU"/>
+        </w:rPr>
+        <w:t>восьмерк</w:t>
+      </w:r>
+      <w:proofErr w:type="spellEnd"/>
+      <w:r>
+        <w:rPr>
+          <w:rFonts w:ascii="Times New Roman" w:eastAsia="Times New Roman" w:hAnsi="Times New Roman" w:cs="Times New Roman"/>
+          <w:sz w:val="28"/>
+          <w:szCs w:val="28"/>
+          <w:lang w:val="en-US"/>
+        </w:rPr>
+        <w:t>b</w:t>
+      </w:r>
+      <w:r>
+        <w:rPr>
+          <w:rFonts w:ascii="Times New Roman" w:eastAsia="Times New Roman" w:hAnsi="Times New Roman" w:cs="Times New Roman"/>
+          <w:sz w:val="28"/>
+          <w:szCs w:val="28"/>
+          <w:lang w:val="ru-RU"/>
+        </w:rPr>
+        <w:t xml:space="preserve">). По осям X и Z применяются формулы лемнискаты в параметрическом виде с </w:t>
       </w:r>
       <w:r>
         <w:rPr>
@@ -1303,7 +1315,7 @@
           <w:lang w:val="ru-RU"/>
         </w:rPr>
         <w:lastRenderedPageBreak/>
-        <w:t xml:space="preserve">виде с учетом радиуса a, что заставляет объект двигаться по горизонтальной плоскости в виде замкнутой «восьмерки», а по оси Y добавляется вертикальное смещение через синус с удвоенной частотой (t * 2.0f) и амплитудой </w:t>
+        <w:t xml:space="preserve">учетом радиуса a, что заставляет объект двигаться по горизонтальной плоскости в виде замкнутой «восьмерки», а по оси Y добавляется вертикальное смещение через синус с удвоенной частотой (t * 2.0f) и амплитудой </w:t>
       </w:r>
       <w:proofErr w:type="spellStart"/>
       <w:r>
@@ -1715,6 +1727,7 @@
       <w:r>
         <w:rPr>
           <w:rFonts w:ascii="Times New Roman" w:eastAsia="Times New Roman" w:hAnsi="Times New Roman" w:cs="Times New Roman"/>
+          <w:noProof/>
           <w:sz w:val="28"/>
           <w:szCs w:val="28"/>
           <w:lang w:val="ru-RU"/>
@@ -1820,6 +1833,7 @@
       <w:r>
         <w:rPr>
           <w:rFonts w:ascii="Times New Roman" w:eastAsia="Times New Roman" w:hAnsi="Times New Roman" w:cs="Times New Roman"/>
+          <w:noProof/>
           <w:sz w:val="28"/>
           <w:szCs w:val="28"/>
           <w:lang w:val="ru-RU"/>
@@ -1880,47 +1894,7 @@
           <w:szCs w:val="28"/>
           <w:lang w:val="ru-RU"/>
         </w:rPr>
-        <w:t xml:space="preserve">Рисунок </w:t>
-      </w:r>
-      <w:r>
-        <w:rPr>
-          <w:rFonts w:ascii="Times New Roman" w:eastAsia="Times New Roman" w:hAnsi="Times New Roman" w:cs="Times New Roman"/>
-          <w:bCs/>
-          <w:sz w:val="28"/>
-          <w:szCs w:val="28"/>
-          <w:lang w:val="ru-RU"/>
-        </w:rPr>
-        <w:t>2</w:t>
-      </w:r>
-      <w:r>
-        <w:rPr>
-          <w:rFonts w:ascii="Times New Roman" w:eastAsia="Times New Roman" w:hAnsi="Times New Roman" w:cs="Times New Roman"/>
-          <w:bCs/>
-          <w:sz w:val="28"/>
-          <w:szCs w:val="28"/>
-          <w:lang w:val="ru-RU"/>
-        </w:rPr>
-        <w:t xml:space="preserve">. – </w:t>
-      </w:r>
-      <w:r>
-        <w:rPr>
-          <w:rFonts w:ascii="Times New Roman" w:eastAsia="Times New Roman" w:hAnsi="Times New Roman" w:cs="Times New Roman"/>
-          <w:bCs/>
-          <w:sz w:val="28"/>
-          <w:szCs w:val="28"/>
-          <w:lang w:val="ru-RU"/>
-        </w:rPr>
-        <w:t>Ортографическая</w:t>
-      </w:r>
-      <w:r>
-        <w:rPr>
-          <w:rFonts w:ascii="Times New Roman" w:eastAsia="Times New Roman" w:hAnsi="Times New Roman" w:cs="Times New Roman"/>
-          <w:bCs/>
-          <w:sz w:val="28"/>
-          <w:szCs w:val="28"/>
-          <w:lang w:val="ru-RU"/>
-        </w:rPr>
-        <w:t xml:space="preserve"> проекция</w:t>
+        <w:t>Рисунок 2. – Ортографическая проекция</w:t>
       </w:r>
     </w:p>
     <w:p>
@@ -2158,16 +2132,7 @@
           <w:szCs w:val="28"/>
           <w:lang w:val="ru-RU"/>
         </w:rPr>
-        <w:t>о</w:t>
-      </w:r>
-      <w:r>
-        <w:rPr>
-          <w:rFonts w:ascii="Times New Roman" w:eastAsia="Times New Roman" w:hAnsi="Times New Roman" w:cs="Times New Roman"/>
-          <w:sz w:val="28"/>
-          <w:szCs w:val="28"/>
-          <w:lang w:val="ru-RU"/>
-        </w:rPr>
-        <w:t>собое внимание уделил</w:t>
+        <w:t>особое внимание уделил</w:t>
       </w:r>
       <w:r>
         <w:rPr>
@@ -2185,25 +2150,7 @@
           <w:szCs w:val="28"/>
           <w:lang w:val="ru-RU"/>
         </w:rPr>
-        <w:t xml:space="preserve"> тому, что цвет пикселей и вершин можно рассматривать как математическую функцию от их локальных координат, что позволяет задавать их оформление процедурно </w:t>
-      </w:r>
-      <w:r>
-        <w:rPr>
-          <w:rFonts w:ascii="Times New Roman" w:eastAsia="Times New Roman" w:hAnsi="Times New Roman" w:cs="Times New Roman"/>
-          <w:sz w:val="28"/>
-          <w:szCs w:val="28"/>
-          <w:lang w:val="ru-RU"/>
-        </w:rPr>
-        <w:t>-</w:t>
-      </w:r>
-      <w:r>
-        <w:rPr>
-          <w:rFonts w:ascii="Times New Roman" w:eastAsia="Times New Roman" w:hAnsi="Times New Roman" w:cs="Times New Roman"/>
-          <w:sz w:val="28"/>
-          <w:szCs w:val="28"/>
-          <w:lang w:val="ru-RU"/>
-        </w:rPr>
-        <w:t xml:space="preserve"> с помощью тригонометрических расчетов в коде с последующей корректировкой через интерфейс.</w:t>
+        <w:t xml:space="preserve"> тому, что цвет пикселей и вершин можно рассматривать как математическую функцию от их локальных координат, что позволяет задавать их оформление процедурно - с помощью тригонометрических расчетов в коде с последующей корректировкой через интерфейс.</w:t>
       </w:r>
     </w:p>
     <w:p>
@@ -2340,27 +2287,16 @@
           <w:szCs w:val="28"/>
           <w:lang w:val="ru-RU"/>
         </w:rPr>
-        <w:t xml:space="preserve"> и тестирования глубины. На практике я задействовал созданный </w:t>
-      </w:r>
-      <w:proofErr w:type="spellStart"/>
-      <w:r>
-        <w:rPr>
-          <w:rFonts w:ascii="Times New Roman" w:eastAsia="Times New Roman" w:hAnsi="Times New Roman" w:cs="Times New Roman"/>
-          <w:sz w:val="28"/>
-          <w:szCs w:val="28"/>
-          <w:lang w:val="ru-RU"/>
-        </w:rPr>
-        <w:t>пайплайн</w:t>
-      </w:r>
-      <w:proofErr w:type="spellEnd"/>
-      <w:r>
-        <w:rPr>
-          <w:rFonts w:ascii="Times New Roman" w:eastAsia="Times New Roman" w:hAnsi="Times New Roman" w:cs="Times New Roman"/>
-          <w:sz w:val="28"/>
-          <w:szCs w:val="28"/>
-          <w:lang w:val="ru-RU"/>
-        </w:rPr>
-        <w:t xml:space="preserve"> в процессе отрисовки, привязывая его к кома</w:t>
+        <w:t xml:space="preserve"> и тестирования глубины. На практике я задействовал</w:t>
+      </w:r>
+      <w:r>
+        <w:rPr>
+          <w:rFonts w:ascii="Times New Roman" w:eastAsia="Times New Roman" w:hAnsi="Times New Roman" w:cs="Times New Roman"/>
+          <w:sz w:val="28"/>
+          <w:szCs w:val="28"/>
+          <w:lang w:val="ru-RU"/>
+        </w:rPr>
+        <w:t>а</w:t>
       </w:r>
       <w:bookmarkStart w:id="0" w:name="_GoBack"/>
       <w:bookmarkEnd w:id="0"/>
@@ -2371,7 +2307,27 @@
           <w:szCs w:val="28"/>
           <w:lang w:val="ru-RU"/>
         </w:rPr>
-        <w:t>ндному буферу</w:t>
+        <w:t xml:space="preserve"> созданный </w:t>
+      </w:r>
+      <w:proofErr w:type="spellStart"/>
+      <w:r>
+        <w:rPr>
+          <w:rFonts w:ascii="Times New Roman" w:eastAsia="Times New Roman" w:hAnsi="Times New Roman" w:cs="Times New Roman"/>
+          <w:sz w:val="28"/>
+          <w:szCs w:val="28"/>
+          <w:lang w:val="ru-RU"/>
+        </w:rPr>
+        <w:t>пайплайн</w:t>
+      </w:r>
+      <w:proofErr w:type="spellEnd"/>
+      <w:r>
+        <w:rPr>
+          <w:rFonts w:ascii="Times New Roman" w:eastAsia="Times New Roman" w:hAnsi="Times New Roman" w:cs="Times New Roman"/>
+          <w:sz w:val="28"/>
+          <w:szCs w:val="28"/>
+          <w:lang w:val="ru-RU"/>
+        </w:rPr>
+        <w:t xml:space="preserve"> в процессе отрисовки, привязывая его к командному буферу</w:t>
       </w:r>
       <w:r>
         <w:rPr>
@@ -3360,7 +3316,7 @@
 </file>
 
 <file path=customXml/itemProps1.xml><?xml version="1.0" encoding="utf-8"?>
-<ds:datastoreItem xmlns:ds="http://schemas.openxmlformats.org/officeDocument/2006/customXml" ds:itemID="{10F9542D-5BB7-48EA-B12D-10EA8F44872E}">
+<ds:datastoreItem xmlns:ds="http://schemas.openxmlformats.org/officeDocument/2006/customXml" ds:itemID="{489318E5-771D-4934-9C35-5D5AD21EEFA7}">
   <ds:schemaRefs>
     <ds:schemaRef ds:uri="http://schemas.openxmlformats.org/officeDocument/2006/bibliography"/>
   </ds:schemaRefs>
